--- a/templates/bill_summary/template.docx
+++ b/templates/bill_summary/template.docx
@@ -13,7 +13,7 @@
           <w:b/>
           <w:sz w:val="28"/>
         </w:rPr>
-        <w:t>ACM Student Chapter</w:t>
+        <w:t>{{ club_name }}</w:t>
       </w:r>
     </w:p>
     <w:p>
@@ -535,7 +535,7 @@
               <w:br/>
               <w:t>{{ student_head.name }}</w:t>
               <w:br/>
-              <w:t>ACM NIT-Surat</w:t>
+              <w:t>{{ club_short }} NIT-Surat</w:t>
             </w:r>
           </w:p>
         </w:tc>
@@ -565,7 +565,7 @@
               <w:br/>
               <w:t>{{ student_secretary.name }}</w:t>
               <w:br/>
-              <w:t>ACM NIT-Surat</w:t>
+              <w:t>{{ club_short }} NIT-Surat</w:t>
             </w:r>
           </w:p>
         </w:tc>
@@ -595,7 +595,7 @@
               <w:br/>
               <w:t>{{ faculty_chairman.name }}</w:t>
               <w:br/>
-              <w:t>ACM NIT-Surat</w:t>
+              <w:t>{{ club_short }} NIT-Surat</w:t>
             </w:r>
           </w:p>
         </w:tc>

--- a/templates/bill_summary/template.docx
+++ b/templates/bill_summary/template.docx
@@ -2,33 +2,6 @@
 <file path=word/document.xml><?xml version="1.0" encoding="utf-8"?>
 <w:document xmlns:wpc="http://schemas.microsoft.com/office/word/2010/wordprocessingCanvas" xmlns:mo="http://schemas.microsoft.com/office/mac/office/2008/main" xmlns:mc="http://schemas.openxmlformats.org/markup-compatibility/2006" xmlns:mv="urn:schemas-microsoft-com:mac:vml" xmlns:o="urn:schemas-microsoft-com:office:office" xmlns:r="http://schemas.openxmlformats.org/officeDocument/2006/relationships" xmlns:m="http://schemas.openxmlformats.org/officeDocument/2006/math" xmlns:v="urn:schemas-microsoft-com:vml" xmlns:wp14="http://schemas.microsoft.com/office/word/2010/wordprocessingDrawing" xmlns:wp="http://schemas.openxmlformats.org/drawingml/2006/wordprocessingDrawing" xmlns:w10="urn:schemas-microsoft-com:office:word" xmlns:w="http://schemas.openxmlformats.org/wordprocessingml/2006/main" xmlns:w14="http://schemas.microsoft.com/office/word/2010/wordml" xmlns:wpg="http://schemas.microsoft.com/office/word/2010/wordprocessingGroup" xmlns:wpi="http://schemas.microsoft.com/office/word/2010/wordprocessingInk" xmlns:wne="http://schemas.microsoft.com/office/word/2006/wordml" xmlns:wps="http://schemas.microsoft.com/office/word/2010/wordprocessingShape" mc:Ignorable="w14 wp14">
   <w:body>
-    <w:p>
-      <w:pPr>
-        <w:spacing w:after="40"/>
-        <w:jc w:val="center"/>
-      </w:pPr>
-      <w:r>
-        <w:rPr>
-          <w:rFonts w:ascii="Times New Roman" w:hAnsi="Times New Roman"/>
-          <w:b/>
-          <w:sz w:val="28"/>
-        </w:rPr>
-        <w:t>{{ club_name }}</w:t>
-      </w:r>
-    </w:p>
-    <w:p>
-      <w:pPr>
-        <w:spacing w:after="160"/>
-        <w:jc w:val="center"/>
-      </w:pPr>
-      <w:r>
-        <w:rPr>
-          <w:rFonts w:ascii="Times New Roman" w:hAnsi="Times New Roman"/>
-          <w:sz w:val="20"/>
-        </w:rPr>
-        <w:t>Sardar Vallabhbhai National Institute of Technology, Surat</w:t>
-      </w:r>
-    </w:p>
     <w:p>
       <w:pPr>
         <w:jc w:val="right"/>
@@ -944,6 +917,7 @@
       </w:r>
     </w:p>
     <w:sectPr>
+      <w:headerReference w:type="default" r:id="rId9"/>
       <w:pgSz w:w="11909" w:h="16834"/>
       <w:pgMar w:top="720" w:right="864" w:bottom="720" w:left="864" w:header="720" w:footer="720" w:gutter="0"/>
       <w:cols w:space="720"/>
@@ -951,6 +925,51 @@
     </w:sectPr>
   </w:body>
 </w:document>
+</file>
+
+<file path=word/header1.xml><?xml version="1.0" encoding="utf-8"?>
+<w:hdr xmlns:m="http://schemas.openxmlformats.org/officeDocument/2006/math" xmlns:mc="http://schemas.openxmlformats.org/markup-compatibility/2006" xmlns:mo="http://schemas.microsoft.com/office/mac/office/2008/main" xmlns:mv="urn:schemas-microsoft-com:mac:vml" xmlns:o="urn:schemas-microsoft-com:office:office" xmlns:r="http://schemas.openxmlformats.org/officeDocument/2006/relationships" xmlns:v="urn:schemas-microsoft-com:vml" xmlns:w10="urn:schemas-microsoft-com:office:word" xmlns:w14="http://schemas.microsoft.com/office/word/2010/wordml" xmlns:w="http://schemas.openxmlformats.org/wordprocessingml/2006/main" xmlns:wne="http://schemas.microsoft.com/office/word/2006/wordml" xmlns:wp14="http://schemas.microsoft.com/office/word/2010/wordprocessingDrawing" xmlns:wp="http://schemas.openxmlformats.org/drawingml/2006/wordprocessingDrawing" xmlns:wpc="http://schemas.microsoft.com/office/word/2010/wordprocessingCanvas" xmlns:wpg="http://schemas.microsoft.com/office/word/2010/wordprocessingGroup" xmlns:wpi="http://schemas.microsoft.com/office/word/2010/wordprocessingInk" xmlns:wps="http://schemas.microsoft.com/office/word/2010/wordprocessingShape" mc:Ignorable="w14 wp14">
+  <w:p>
+    <w:pPr>
+      <w:pStyle w:val="Header"/>
+      <w:jc w:val="center"/>
+    </w:pPr>
+    <w:r>
+      <w:drawing>
+        <wp:inline xmlns:a="http://schemas.openxmlformats.org/drawingml/2006/main" xmlns:pic="http://schemas.openxmlformats.org/drawingml/2006/picture">
+          <wp:extent cx="6217920" cy="848563"/>
+          <wp:docPr id="1" name="Picture 1"/>
+          <wp:cNvGraphicFramePr>
+            <a:graphicFrameLocks noChangeAspect="1"/>
+          </wp:cNvGraphicFramePr>
+          <a:graphic>
+            <a:graphicData uri="http://schemas.openxmlformats.org/drawingml/2006/picture">
+              <pic:pic>
+                <pic:nvPicPr>
+                  <pic:cNvPr id="0" name="club_banner_placeholder.png"/>
+                  <pic:cNvPicPr/>
+                </pic:nvPicPr>
+                <pic:blipFill>
+                  <a:blip r:embed="rId1"/>
+                  <a:stretch>
+                    <a:fillRect/>
+                  </a:stretch>
+                </pic:blipFill>
+                <pic:spPr>
+                  <a:xfrm>
+                    <a:off x="0" y="0"/>
+                    <a:ext cx="6217920" cy="848563"/>
+                  </a:xfrm>
+                  <a:prstGeom prst="rect"/>
+                </pic:spPr>
+              </pic:pic>
+            </a:graphicData>
+          </a:graphic>
+        </wp:inline>
+      </w:drawing>
+    </w:r>
+  </w:p>
+</w:hdr>
 </file>
 
 <file path=word/numbering.xml><?xml version="1.0" encoding="utf-8"?>
